--- a/reports/LittleJoys_Simulatte_Research_Report.docx
+++ b/reports/LittleJoys_Simulatte_Research_Report.docx
@@ -2930,7 +2930,7 @@
               <w:rPr>
                 <w:sz w:val="20"/>
               </w:rPr>
-              <w:t>Loyalty Discount (Rs 599)</w:t>
+              <w:t>BigBasket loyalty discount (Rs 599, -Rs 50)</w:t>
             </w:r>
           </w:p>
         </w:tc>
@@ -2943,7 +2943,7 @@
               <w:rPr>
                 <w:sz w:val="20"/>
               </w:rPr>
-              <w:t>93.3%</w:t>
+              <w:t>50.0%</w:t>
             </w:r>
           </w:p>
         </w:tc>
@@ -2956,7 +2956,7 @@
               <w:rPr>
                 <w:sz w:val="20"/>
               </w:rPr>
-              <w:t>buy: 28, defer: 2</w:t>
+              <w:t>buy: 15, defer: 12, research_more: 3</w:t>
             </w:r>
           </w:p>
         </w:tc>
@@ -2969,7 +2969,7 @@
               <w:rPr>
                 <w:sz w:val="20"/>
               </w:rPr>
-              <w:t>CONFIRMED — price friction removed</w:t>
+              <w:t>PARTIAL — price friction confirmed</w:t>
             </w:r>
           </w:p>
         </w:tc>
@@ -2982,7 +2982,7 @@
               <w:rPr>
                 <w:sz w:val="20"/>
               </w:rPr>
-              <w:t>High — child liked product, budget fits, peer signals active</w:t>
+              <w:t>50% of lapsers converted by Rs 50 discount on BigBasket</w:t>
             </w:r>
           </w:p>
         </w:tc>
@@ -3012,7 +3012,7 @@
               <w:rPr>
                 <w:sz w:val="20"/>
               </w:rPr>
-              <w:t>WOM Social Proof (3,400 reorderers)</w:t>
+              <w:t>WOM social proof (3,400 reorderers)</w:t>
             </w:r>
           </w:p>
         </w:tc>
@@ -3026,7 +3026,7 @@
               <w:rPr>
                 <w:sz w:val="20"/>
               </w:rPr>
-              <w:t>83.3%</w:t>
+              <w:t>0.0%</w:t>
             </w:r>
           </w:p>
         </w:tc>
@@ -3040,7 +3040,7 @@
               <w:rPr>
                 <w:sz w:val="20"/>
               </w:rPr>
-              <w:t>buy: 25, research_more: 4, defer: 1</w:t>
+              <w:t>research_more: 16, defer: 11, reject: 3</w:t>
             </w:r>
           </w:p>
         </w:tc>
@@ -3054,7 +3054,7 @@
               <w:rPr>
                 <w:sz w:val="20"/>
               </w:rPr>
-              <w:t>CONFIRMED — social signal reinforces reorder</w:t>
+              <w:t>NOT CONFIRMED — WOM lacks price signal</w:t>
             </w:r>
           </w:p>
         </w:tc>
@@ -3068,7 +3068,7 @@
               <w:rPr>
                 <w:sz w:val="20"/>
               </w:rPr>
-              <w:t>High — social proof bias personas responded strongly</w:t>
+              <w:t>0% positive — 'no price transparency in the message' was top objection</w:t>
             </w:r>
           </w:p>
         </w:tc>
@@ -3096,7 +3096,7 @@
               <w:rPr>
                 <w:sz w:val="20"/>
               </w:rPr>
-              <w:t>Outcome Uncertainty (no clear results)</w:t>
+              <w:t>Outcome uncertainty (no clear results at 5 weeks)</w:t>
             </w:r>
           </w:p>
         </w:tc>
@@ -3109,7 +3109,7 @@
               <w:rPr>
                 <w:sz w:val="20"/>
               </w:rPr>
-              <w:t>16.7%</w:t>
+              <w:t>0.0%</w:t>
             </w:r>
           </w:p>
         </w:tc>
@@ -3122,7 +3122,7 @@
               <w:rPr>
                 <w:sz w:val="20"/>
               </w:rPr>
-              <w:t>defer: 21, buy: 5, research_more: 4</w:t>
+              <w:t>defer: 15, research_more: 11, reject: 4</w:t>
             </w:r>
           </w:p>
         </w:tc>
@@ -3135,7 +3135,7 @@
               <w:rPr>
                 <w:sz w:val="20"/>
               </w:rPr>
-              <w:t>CONFIRMED — outcome ambiguity is the core lapse driver</w:t>
+              <w:t>NOT CONFIRMED — confirms H2 as core blocker</w:t>
             </w:r>
           </w:p>
         </w:tc>
@@ -3148,7 +3148,7 @@
               <w:rPr>
                 <w:sz w:val="20"/>
               </w:rPr>
-              <w:t>Very High — 70% deferred when results were unclear</w:t>
+              <w:t>0% positive — all deferred/researched; confirms outcome uncertainty IS the barrier</w:t>
             </w:r>
           </w:p>
         </w:tc>
@@ -3178,7 +3178,7 @@
               <w:rPr>
                 <w:sz w:val="20"/>
               </w:rPr>
-              <w:t>Pharmacist Complan Suggestion (Rs 420)</w:t>
+              <w:t>Competitive switch — pharmacist Complan Rs 420</w:t>
             </w:r>
           </w:p>
         </w:tc>
@@ -3192,7 +3192,7 @@
               <w:rPr>
                 <w:sz w:val="20"/>
               </w:rPr>
-              <w:t>0.0%</w:t>
+              <w:t>20.0%</w:t>
             </w:r>
           </w:p>
         </w:tc>
@@ -3206,7 +3206,7 @@
               <w:rPr>
                 <w:sz w:val="20"/>
               </w:rPr>
-              <w:t>reject: 19, research_more: 6, defer: 5</w:t>
+              <w:t>research_more: 20, buy: 4, defer: 2, reject: 2, trial: 2</w:t>
             </w:r>
           </w:p>
         </w:tc>
@@ -3220,7 +3220,7 @@
               <w:rPr>
                 <w:sz w:val="20"/>
               </w:rPr>
-              <w:t>REJECTED — pharmacist is outside trust anchor</w:t>
+              <w:t>NOT CONFIRMED — competitive switch weak</w:t>
             </w:r>
           </w:p>
         </w:tc>
@@ -3234,7 +3234,173 @@
               <w:rPr>
                 <w:sz w:val="20"/>
               </w:rPr>
-              <w:t>Pharmacist not in primary trust chain for most personas</w:t>
+              <w:t>20% positive; 4/30 would switch — most said 'haven't given Nutrimix enough time'</w:t>
+            </w:r>
+          </w:p>
+        </w:tc>
+      </w:tr>
+      <w:tr>
+        <w:tc>
+          <w:tcPr>
+            <w:tcW w:type="dxa" w:w="1440"/>
+          </w:tcPr>
+          <w:p>
+            <w:r>
+              <w:rPr>
+                <w:sz w:val="20"/>
+              </w:rPr>
+              <w:t>A-P5a</w:t>
+            </w:r>
+          </w:p>
+        </w:tc>
+        <w:tc>
+          <w:tcPr>
+            <w:tcW w:type="dxa" w:w="1440"/>
+          </w:tcPr>
+          <w:p>
+            <w:r>
+              <w:rPr>
+                <w:sz w:val="20"/>
+              </w:rPr>
+              <w:t>LJ Pass full bundle — D2C only (channel switch)</w:t>
+            </w:r>
+          </w:p>
+        </w:tc>
+        <w:tc>
+          <w:tcPr>
+            <w:tcW w:type="dxa" w:w="1440"/>
+          </w:tcPr>
+          <w:p>
+            <w:r>
+              <w:rPr>
+                <w:sz w:val="20"/>
+              </w:rPr>
+              <w:t>0.0%</w:t>
+            </w:r>
+          </w:p>
+        </w:tc>
+        <w:tc>
+          <w:tcPr>
+            <w:tcW w:type="dxa" w:w="1440"/>
+          </w:tcPr>
+          <w:p>
+            <w:r>
+              <w:rPr>
+                <w:sz w:val="20"/>
+              </w:rPr>
+              <w:t>defer: 21, research_more: 9</w:t>
+            </w:r>
+          </w:p>
+        </w:tc>
+        <w:tc>
+          <w:tcPr>
+            <w:tcW w:type="dxa" w:w="1440"/>
+          </w:tcPr>
+          <w:p>
+            <w:r>
+              <w:rPr>
+                <w:sz w:val="20"/>
+              </w:rPr>
+              <w:t>NOT CONFIRMED — D2C channel friction fatal</w:t>
+            </w:r>
+          </w:p>
+        </w:tc>
+        <w:tc>
+          <w:tcPr>
+            <w:tcW w:type="dxa" w:w="1440"/>
+          </w:tcPr>
+          <w:p>
+            <w:r>
+              <w:rPr>
+                <w:sz w:val="20"/>
+              </w:rPr>
+              <w:t>0% positive; 21 defer, 9 research_more — BigBasket habit stronger than bundle value</w:t>
+            </w:r>
+          </w:p>
+        </w:tc>
+      </w:tr>
+      <w:tr>
+        <w:tc>
+          <w:tcPr>
+            <w:tcW w:type="dxa" w:w="1440"/>
+            <w:shd w:val="clear" w:color="auto" w:fill="F3F0FF"/>
+          </w:tcPr>
+          <w:p>
+            <w:r>
+              <w:rPr>
+                <w:sz w:val="20"/>
+              </w:rPr>
+              <w:t>A-P5b</w:t>
+            </w:r>
+          </w:p>
+        </w:tc>
+        <w:tc>
+          <w:tcPr>
+            <w:tcW w:type="dxa" w:w="1440"/>
+            <w:shd w:val="clear" w:color="auto" w:fill="F3F0FF"/>
+          </w:tcPr>
+          <w:p>
+            <w:r>
+              <w:rPr>
+                <w:sz w:val="20"/>
+              </w:rPr>
+              <w:t>Free expert consultation only (no channel switch)</w:t>
+            </w:r>
+          </w:p>
+        </w:tc>
+        <w:tc>
+          <w:tcPr>
+            <w:tcW w:type="dxa" w:w="1440"/>
+            <w:shd w:val="clear" w:color="auto" w:fill="F3F0FF"/>
+          </w:tcPr>
+          <w:p>
+            <w:r>
+              <w:rPr>
+                <w:sz w:val="20"/>
+              </w:rPr>
+              <w:t>26.7%</w:t>
+            </w:r>
+          </w:p>
+        </w:tc>
+        <w:tc>
+          <w:tcPr>
+            <w:tcW w:type="dxa" w:w="1440"/>
+            <w:shd w:val="clear" w:color="auto" w:fill="F3F0FF"/>
+          </w:tcPr>
+          <w:p>
+            <w:r>
+              <w:rPr>
+                <w:sz w:val="20"/>
+              </w:rPr>
+              <w:t>research_more: 21, trial: 8, defer: 1</w:t>
+            </w:r>
+          </w:p>
+        </w:tc>
+        <w:tc>
+          <w:tcPr>
+            <w:tcW w:type="dxa" w:w="1440"/>
+            <w:shd w:val="clear" w:color="auto" w:fill="F3F0FF"/>
+          </w:tcPr>
+          <w:p>
+            <w:r>
+              <w:rPr>
+                <w:sz w:val="20"/>
+              </w:rPr>
+              <w:t>NOT CONFIRMED — consultation alone insufficient</w:t>
+            </w:r>
+          </w:p>
+        </w:tc>
+        <w:tc>
+          <w:tcPr>
+            <w:tcW w:type="dxa" w:w="1440"/>
+            <w:shd w:val="clear" w:color="auto" w:fill="F3F0FF"/>
+          </w:tcPr>
+          <w:p>
+            <w:r>
+              <w:rPr>
+                <w:sz w:val="20"/>
+              </w:rPr>
+              <w:t>26.7% positive (8/30 trial); consultation shifts confidence but doesn't close purchase</w:t>
             </w:r>
           </w:p>
         </w:tc>
@@ -3258,7 +3424,7 @@
           <w:i w:val="0"/>
           <w:sz w:val="22"/>
         </w:rPr>
-        <w:t>The confirmed driver is price friction at reorder — but specifically in the context of outcome ambiguity. When personas could not clearly see results, 70% deferred. When offered a Rs 50 loyalty discount, 93% bought. This confirms that the barrier is not product dissatisfaction but reorder hesitancy in the absence of clear proof of benefit or a financial incentive to continue. The pharmacist suggestion was rejected because it came from outside the persona's trust anchor — confirming that external competitive displacement is low risk when trust is established.</w:t>
+        <w:t>The strongest lever is a BigBasket-native loyalty discount (A-P1: 50% positive). Social proof alone failed when price was not included (A-P2: 0%). Outcome uncertainty is confirmed as the core blocker (A-P3: 0% — everyone deferred when results were unclear). Competitive displacement risk is low (A-P4: 20%). The LJ Pass (A-P5a) produced 0% positive — D2C channel lock-in completely cancels the bundle value for BigBasket-habitual personas. However, the expert consultation in isolation (A-P5b: 26.7%) shows that outcome anxiety IS addressable — if delivered without a channel switch. Strategic recommendation: deploy the consultant as a BigBasket post-purchase touchpoint (WhatsApp/email link), not behind a D2C wall.</w:t>
       </w:r>
     </w:p>
     <w:p/>
